--- a/Week2/SDC435L_Progress_Report Week2.docx
+++ b/Week2/SDC435L_Progress_Report Week2.docx
@@ -1055,7 +1055,6 @@
           <w:placeholder>
             <w:docPart w:val="2CE546A525DF45EBBAEFBD07C082CEF1"/>
           </w:placeholder>
-          <w:showingPlcHdr/>
         </w:sdtPr>
         <w:sdtEndPr>
           <w:rPr>
@@ -1065,37 +1064,12 @@
         <w:sdtContent>
           <w:r>
             <w:rPr>
-              <w:rStyle w:val="PlaceholderText"/>
+              <w:rStyle w:val="normaltextrun"/>
+              <w:rFonts w:ascii="Calibri" w:hAnsi="Calibri" w:cs="Calibri"/>
+              <w:sz w:val="22"/>
+              <w:szCs w:val="22"/>
             </w:rPr>
-            <w:t xml:space="preserve">Begin typing here to </w:t>
-          </w:r>
-          <w:proofErr w:type="gramStart"/>
-          <w:r>
-            <w:rPr>
-              <w:rStyle w:val="PlaceholderText"/>
-            </w:rPr>
-            <w:t>notate</w:t>
-          </w:r>
-          <w:proofErr w:type="gramEnd"/>
-          <w:r>
-            <w:rPr>
-              <w:rStyle w:val="PlaceholderText"/>
-            </w:rPr>
-            <w:t xml:space="preserve"> any next goals, </w:t>
-          </w:r>
-          <w:proofErr w:type="gramStart"/>
-          <w:r>
-            <w:rPr>
-              <w:rStyle w:val="PlaceholderText"/>
-            </w:rPr>
-            <w:t>future plans</w:t>
-          </w:r>
-          <w:proofErr w:type="gramEnd"/>
-          <w:r>
-            <w:rPr>
-              <w:rStyle w:val="PlaceholderText"/>
-            </w:rPr>
-            <w:t>, or issues that need to be corrected in the next iteration.</w:t>
+            <w:t xml:space="preserve">We could add more features if we had more time along with improving the menu options and user prompts. </w:t>
           </w:r>
         </w:sdtContent>
       </w:sdt>
@@ -5588,10 +5562,12 @@
     <w:rsid w:val="00141C42"/>
     <w:rsid w:val="002F157F"/>
     <w:rsid w:val="002F5943"/>
+    <w:rsid w:val="00373629"/>
     <w:rsid w:val="00425466"/>
     <w:rsid w:val="00B67815"/>
     <w:rsid w:val="00BE0014"/>
     <w:rsid w:val="00D11AEF"/>
+    <w:rsid w:val="00D716CD"/>
   </w:rsids>
   <m:mathPr>
     <m:mathFont m:val="Cambria Math"/>
@@ -6863,6 +6839,27 @@
 </file>
 
 <file path=customXml/item1.xml><?xml version="1.0" encoding="utf-8"?>
+<?mso-contentType ?>
+<FormTemplates xmlns="http://schemas.microsoft.com/sharepoint/v3/contenttype/forms">
+  <Display>DocumentLibraryForm</Display>
+  <Edit>DocumentLibraryForm</Edit>
+  <New>DocumentLibraryForm</New>
+</FormTemplates>
+</file>
+
+<file path=customXml/item2.xml><?xml version="1.0" encoding="utf-8"?>
+<p:properties xmlns:p="http://schemas.microsoft.com/office/2006/metadata/properties" xmlns:xsi="http://www.w3.org/2001/XMLSchema-instance" xmlns:pc="http://schemas.microsoft.com/office/infopath/2007/PartnerControls">
+  <documentManagement>
+    <Preview xmlns="c6c77d8f-09f6-4e2b-8f47-31ad1c0144f5" xsi:nil="true"/>
+    <lcf76f155ced4ddcb4097134ff3c332f xmlns="c6c77d8f-09f6-4e2b-8f47-31ad1c0144f5">
+      <Terms xmlns="http://schemas.microsoft.com/office/infopath/2007/PartnerControls"/>
+    </lcf76f155ced4ddcb4097134ff3c332f>
+    <TaxCatchAll xmlns="146bd9e1-3fdb-4f50-9526-c68c2343cb8e" xsi:nil="true"/>
+  </documentManagement>
+</p:properties>
+</file>
+
+<file path=customXml/item3.xml><?xml version="1.0" encoding="utf-8"?>
 <ct:contentTypeSchema xmlns:ct="http://schemas.microsoft.com/office/2006/metadata/contentType" xmlns:ma="http://schemas.microsoft.com/office/2006/metadata/properties/metaAttributes" ct:_="" ma:_="" ma:contentTypeName="Document" ma:contentTypeID="0x0101009773663AEC73F64CB9310C74F592BBA1" ma:contentTypeVersion="17" ma:contentTypeDescription="Create a new document." ma:contentTypeScope="" ma:versionID="bfcd02d3af42d50ec6f6e751be0f358e">
   <xsd:schema xmlns:xsd="http://www.w3.org/2001/XMLSchema" xmlns:xs="http://www.w3.org/2001/XMLSchema" xmlns:p="http://schemas.microsoft.com/office/2006/metadata/properties" xmlns:ns2="c6c77d8f-09f6-4e2b-8f47-31ad1c0144f5" xmlns:ns3="146bd9e1-3fdb-4f50-9526-c68c2343cb8e" targetNamespace="http://schemas.microsoft.com/office/2006/metadata/properties" ma:root="true" ma:fieldsID="15b5211ad5d9ac757eec81c66b10c419" ns2:_="" ns3:_="">
     <xsd:import namespace="c6c77d8f-09f6-4e2b-8f47-31ad1c0144f5"/>
@@ -7111,28 +7108,26 @@
 </ct:contentTypeSchema>
 </file>
 
-<file path=customXml/item2.xml><?xml version="1.0" encoding="utf-8"?>
-<p:properties xmlns:p="http://schemas.microsoft.com/office/2006/metadata/properties" xmlns:xsi="http://www.w3.org/2001/XMLSchema-instance" xmlns:pc="http://schemas.microsoft.com/office/infopath/2007/PartnerControls">
-  <documentManagement>
-    <Preview xmlns="c6c77d8f-09f6-4e2b-8f47-31ad1c0144f5" xsi:nil="true"/>
-    <lcf76f155ced4ddcb4097134ff3c332f xmlns="c6c77d8f-09f6-4e2b-8f47-31ad1c0144f5">
-      <Terms xmlns="http://schemas.microsoft.com/office/infopath/2007/PartnerControls"/>
-    </lcf76f155ced4ddcb4097134ff3c332f>
-    <TaxCatchAll xmlns="146bd9e1-3fdb-4f50-9526-c68c2343cb8e" xsi:nil="true"/>
-  </documentManagement>
-</p:properties>
+<file path=customXml/itemProps1.xml><?xml version="1.0" encoding="utf-8"?>
+<ds:datastoreItem xmlns:ds="http://schemas.openxmlformats.org/officeDocument/2006/customXml" ds:itemID="{19DE412D-E6AD-43A1-8296-548992BCB8AE}">
+  <ds:schemaRefs>
+    <ds:schemaRef ds:uri="http://schemas.microsoft.com/sharepoint/v3/contenttype/forms"/>
+  </ds:schemaRefs>
+</ds:datastoreItem>
 </file>
 
-<file path=customXml/item3.xml><?xml version="1.0" encoding="utf-8"?>
-<?mso-contentType ?>
-<FormTemplates xmlns="http://schemas.microsoft.com/sharepoint/v3/contenttype/forms">
-  <Display>DocumentLibraryForm</Display>
-  <Edit>DocumentLibraryForm</Edit>
-  <New>DocumentLibraryForm</New>
-</FormTemplates>
+<file path=customXml/itemProps2.xml><?xml version="1.0" encoding="utf-8"?>
+<ds:datastoreItem xmlns:ds="http://schemas.openxmlformats.org/officeDocument/2006/customXml" ds:itemID="{D6FB0E1F-3262-49DD-B911-813CC5EBF163}">
+  <ds:schemaRefs>
+    <ds:schemaRef ds:uri="http://schemas.microsoft.com/office/2006/metadata/properties"/>
+    <ds:schemaRef ds:uri="http://schemas.microsoft.com/office/infopath/2007/PartnerControls"/>
+    <ds:schemaRef ds:uri="c6c77d8f-09f6-4e2b-8f47-31ad1c0144f5"/>
+    <ds:schemaRef ds:uri="146bd9e1-3fdb-4f50-9526-c68c2343cb8e"/>
+  </ds:schemaRefs>
+</ds:datastoreItem>
 </file>
 
-<file path=customXml/itemProps1.xml><?xml version="1.0" encoding="utf-8"?>
+<file path=customXml/itemProps3.xml><?xml version="1.0" encoding="utf-8"?>
 <ds:datastoreItem xmlns:ds="http://schemas.openxmlformats.org/officeDocument/2006/customXml" ds:itemID="{E3F0080A-BE9F-4E21-9143-CBAF1E05F1C7}">
   <ds:schemaRefs>
     <ds:schemaRef ds:uri="http://schemas.microsoft.com/office/2006/metadata/contentType"/>
@@ -7151,25 +7146,6 @@
 </ds:datastoreItem>
 </file>
 
-<file path=customXml/itemProps2.xml><?xml version="1.0" encoding="utf-8"?>
-<ds:datastoreItem xmlns:ds="http://schemas.openxmlformats.org/officeDocument/2006/customXml" ds:itemID="{D6FB0E1F-3262-49DD-B911-813CC5EBF163}">
-  <ds:schemaRefs>
-    <ds:schemaRef ds:uri="http://schemas.microsoft.com/office/2006/metadata/properties"/>
-    <ds:schemaRef ds:uri="http://schemas.microsoft.com/office/infopath/2007/PartnerControls"/>
-    <ds:schemaRef ds:uri="c6c77d8f-09f6-4e2b-8f47-31ad1c0144f5"/>
-    <ds:schemaRef ds:uri="146bd9e1-3fdb-4f50-9526-c68c2343cb8e"/>
-  </ds:schemaRefs>
-</ds:datastoreItem>
-</file>
-
-<file path=customXml/itemProps3.xml><?xml version="1.0" encoding="utf-8"?>
-<ds:datastoreItem xmlns:ds="http://schemas.openxmlformats.org/officeDocument/2006/customXml" ds:itemID="{19DE412D-E6AD-43A1-8296-548992BCB8AE}">
-  <ds:schemaRefs>
-    <ds:schemaRef ds:uri="http://schemas.microsoft.com/sharepoint/v3/contenttype/forms"/>
-  </ds:schemaRefs>
-</ds:datastoreItem>
-</file>
-
 <file path=docMetadata/LabelInfo.xml><?xml version="1.0" encoding="utf-8"?>
 <clbl:labelList xmlns:clbl="http://schemas.microsoft.com/office/2020/mipLabelMetadata">
   <clbl:label id="{50656f6f-463c-4054-9fc2-6f4071c6e7fc}" enabled="0" method="" siteId="{50656f6f-463c-4054-9fc2-6f4071c6e7fc}" removed="1"/>
